--- a/klagomål/A 39589-2026 FSC-klagomål.docx
+++ b/klagomål/A 39589-2026 FSC-klagomål.docx
@@ -916,7 +916,7 @@
     <w:r>
       <w:tab/>
       <w:tab/>
-      <w:t>2026-09-25</w:t>
+      <w:t>2026-09-26</w:t>
       <w:br/>
       <w:br/>
     </w:r>

--- a/klagomål/A 39589-2026 FSC-klagomål.docx
+++ b/klagomål/A 39589-2026 FSC-klagomål.docx
@@ -916,7 +916,7 @@
     <w:r>
       <w:tab/>
       <w:tab/>
-      <w:t>2026-09-26</w:t>
+      <w:t>2026-09-27</w:t>
       <w:br/>
       <w:br/>
     </w:r>

--- a/klagomål/A 39589-2026 FSC-klagomål.docx
+++ b/klagomål/A 39589-2026 FSC-klagomål.docx
@@ -916,7 +916,7 @@
     <w:r>
       <w:tab/>
       <w:tab/>
-      <w:t>2026-09-27</w:t>
+      <w:t>2026-09-28</w:t>
       <w:br/>
       <w:br/>
     </w:r>

--- a/klagomål/A 39589-2026 FSC-klagomål.docx
+++ b/klagomål/A 39589-2026 FSC-klagomål.docx
@@ -916,7 +916,7 @@
     <w:r>
       <w:tab/>
       <w:tab/>
-      <w:t>2026-09-28</w:t>
+      <w:t>2026-09-29</w:t>
       <w:br/>
       <w:br/>
     </w:r>

--- a/klagomål/A 39589-2026 FSC-klagomål.docx
+++ b/klagomål/A 39589-2026 FSC-klagomål.docx
@@ -163,7 +163,7 @@
         <w:pStyle w:val="Title"/>
       </w:pPr>
       <w:r>
-        <w:t>Inledande FSC- /PEFC-klagomål – information om höga naturvärden i avverkningsanmälan A 39589-2026 i Lindesbergs kommun</w:t>
+        <w:t>Inledande FSC- /PEFC-klagomål – information om höga naturvärden och fridlysta arter i avverkningsanmälan A 39589-2026 i Lindesbergs kommun</w:t>
       </w:r>
     </w:p>
     <w:p>
@@ -178,7 +178,7 @@
       <w:r>
         <w:drawing>
           <wp:inline xmlns:a="http://schemas.openxmlformats.org/drawingml/2006/main" xmlns:pic="http://schemas.openxmlformats.org/drawingml/2006/picture">
-            <wp:extent cx="5486400" cy="5576467"/>
+            <wp:extent cx="5486400" cy="5364726"/>
             <wp:docPr id="1" name="Picture 1"/>
             <wp:cNvGraphicFramePr>
               <a:graphicFrameLocks noChangeAspect="1"/>
@@ -199,7 +199,7 @@
                   <pic:spPr>
                     <a:xfrm>
                       <a:off x="0" y="0"/>
-                      <a:ext cx="5486400" cy="5576467"/>
+                      <a:ext cx="5486400" cy="5364726"/>
                     </a:xfrm>
                     <a:prstGeom prst="rect"/>
                   </pic:spPr>
@@ -216,12 +216,12 @@
         <w:spacing w:after="240"/>
       </w:pPr>
       <w:r>
-        <w:t>Figur 1. Fyndplatser för naturvårdsarter i och inom 19 meter från avverkningsanmälan. Markörer utan svart kant är placerade på fyndplatsen. Markörer med svart kant är placerade vid sidan av fyndplatsen och har ett svart streck som visar fyndplatsens exakta position. Kartans mittpunktskoordinat är N 6639691, E 518261 i SWEREF 99 TM.</w:t>
+        <w:t>Figur 1. Fyndplatser för naturvårdsarter i och inom 21 meter från avverkningsanmälan. Markörer utan svart kant är placerade på fyndplatsen. Markörer med svart kant är placerade vid sidan av fyndplatsen och har ett svart streck som visar fyndplatsens exakta position. Kartans mittpunktskoordinat är N 6639691, E 518261 i SWEREF 99 TM.</w:t>
       </w:r>
     </w:p>
     <w:p>
       <w:r>
-        <w:t>I och inom 19 meter från avverkningsanmälan finns fynd av 5 naturvårdsarter, varav 1 är rödlistad, 4 är typiska (T) och 4 är signalarter (S): lunglav (NT, T), bårdlav (S, T), korallblylav (S, T), sotriska (S) och tibast (S, T). Se Figur 1.</w:t>
+        <w:t>I och inom 21 meter från avverkningsanmälan finns fynd av 8 naturvårdsarter, varav 2 är rödlistade, 2 är fridlysta, 7 är typiska (T) och 4 är signalarter (S): lunglav (NT, T), vedtrappmossa (NT, T), bårdlav (S, T), korallblylav (S, T), sotriska (S), tibast (S, T), tjäder (T, §4) och tofsmes (T, §4). Se Figur 1.</w:t>
       </w:r>
     </w:p>
     <w:p>
@@ -308,6 +308,26 @@
         <w:rPr>
           <w:b/>
         </w:rPr>
+        <w:t xml:space="preserve">Vedtrappmossa (NT) </w:t>
+      </w:r>
+      <w:r>
+        <w:t xml:space="preserve">växer på död ved, främst i gammal granskog. Den förekommer knappast alls i fjällnära barrskogar utan finns i skogslandskapet nedom fjällen och framför allt i landets södra delar är den en mycket bra signalart för barrnaturskog med höga naturvärden. Skogsavverkning och brist på grov död ved i skogen är de allvarligaste hoten och den överlever inte kalhyggesbruk. Lokaler med sluten granskog, tillräckligt stora för att säkerställa ett kontinuerligt tillskott på grova lågor, bör undantas från storskaligt skogsbruk. Vedtrappmossa är typisk art för </w:t>
+      </w:r>
+      <w:r>
+        <w:rPr>
+          <w:i/>
+        </w:rPr>
+        <w:t>9010 Taiga</w:t>
+      </w:r>
+      <w:r>
+        <w:t xml:space="preserve"> (SLU Artdatabanken, 2024).</w:t>
+      </w:r>
+    </w:p>
+    <w:p>
+      <w:r>
+        <w:rPr>
+          <w:b/>
+        </w:rPr>
         <w:t>Bårdlav</w:t>
       </w:r>
       <w:r>
@@ -397,6 +417,55 @@
       </w:r>
       <w:r>
         <w:t xml:space="preserve"> och värdväxt för de två fjärilsarterna större tibastmal och brun tibastmal (CR) (SLU Artdatabanken, 2024; Nitare &amp; Skogsstyrelsen, 2019).</w:t>
+      </w:r>
+    </w:p>
+    <w:p>
+      <w:r>
+        <w:rPr>
+          <w:b/>
+        </w:rPr>
+        <w:t>Tjäder (§4)</w:t>
+      </w:r>
+      <w:r>
+        <w:t xml:space="preserve"> omfattas av bilaga 1 och 2 EU:s fågeldirektiv och är typisk art för </w:t>
+      </w:r>
+      <w:r>
+        <w:rPr>
+          <w:i/>
+        </w:rPr>
+        <w:t xml:space="preserve">9010 Taiga </w:t>
+      </w:r>
+      <w:r>
+        <w:t xml:space="preserve">och </w:t>
+      </w:r>
+      <w:r>
+        <w:rPr>
+          <w:i/>
+        </w:rPr>
+        <w:t>9740 Skogsbevuxen myr</w:t>
+      </w:r>
+      <w:r>
+        <w:t>. Tjädern är en utpräglad skogsfågel knuten till större sammanhängande barrskogsområden. Tupparna och hönorna utnyttjar till viss del olika miljöer, och habitatvalet varierar dessutom mellan olika delar av året. För att det ska finnas livskraftiga tjäderbestånd krävs funktionella skogslandskap med en blandning av uppvuxen, gles och luckig skog, täta sumpskogar, myrar och andra små våtmarker. Arten försvinner när skogen fragmenteras och den sammanlagda arealen hyggen och andra öppna områden blir för stor. Ett småskaligt och försiktigt virkesuttag genom hyggesfria metoder kan i vissa fall vara möjligt i området inom 200 m från lekcentrum. Längre ut från lekcentrum, inom 200–500 m bör den avverkade ytan inte överskrida 1 hektar för att undvika alltför stora och snabba förändringar (Skogsstyrelsen, 2019; SLU Artdatabanken, 2024).</w:t>
+      </w:r>
+    </w:p>
+    <w:p>
+      <w:r>
+        <w:rPr>
+          <w:b/>
+        </w:rPr>
+        <w:t>Tofsmes (§4)</w:t>
+      </w:r>
+      <w:r>
+        <w:t xml:space="preserve"> häckar i barr- och blandskog, främst i tallskog. Tofsmes är typisk art för </w:t>
+      </w:r>
+      <w:r>
+        <w:rPr>
+          <w:i/>
+        </w:rPr>
+        <w:t xml:space="preserve">9010 Taiga </w:t>
+      </w:r>
+      <w:r>
+        <w:t>(SLU Artdatabanken, 2025).</w:t>
       </w:r>
     </w:p>
     <w:p>
@@ -451,6 +520,22 @@
       <w:r>
         <w:t>I den avverkningsanmälda skogen har fridlysta arter sina livsmiljöer och växtplatser. Att skada de fridlysta arternas livsmiljöer, växtplatser eller ekologiska funktion är inte tillåtet enligt artskyddsförordningen.</w:t>
       </w:r>
+      <w:r>
+        <w:rPr>
+          <w:i/>
+        </w:rPr>
+        <w:t xml:space="preserve"> EU:s medlemsländer och skogsbolag är skyldiga att agera i enlighet med EU:s fågeldirektiv där det uttryckligen står att direktivet gäller för fåglar samt för deras ägg, bon och </w:t>
+      </w:r>
+      <w:r>
+        <w:rPr>
+          <w:b/>
+          <w:i/>
+        </w:rPr>
+        <w:t xml:space="preserve">livsmiljöer </w:t>
+      </w:r>
+      <w:r>
+        <w:t>(artikel 1). Vidare att de åtgärder som vidtas inte får leda till en försämring av den nuvarande situationen beträffande bevarandet av de fågelarter som avses i artikel 1 (artikel 13).</w:t>
+      </w:r>
     </w:p>
     <w:p>
       <w:r>
@@ -489,7 +574,7 @@
         <w:rPr>
           <w:i/>
         </w:rPr>
-        <w:t>I det avverkningsanmälda skogsområdet har 5 naturvårdsarter varav 1 rödlistade arter sina livsmiljöer och växtplatser.</w:t>
+        <w:t>I det avverkningsanmälda skogsområdet har 8 naturvårdsarter varav 2 rödlistade arter sina livsmiljöer och växtplatser.</w:t>
       </w:r>
     </w:p>
     <w:p>
@@ -686,7 +771,9 @@
         <w:pStyle w:val="Title"/>
       </w:pPr>
       <w:r>
-        <w:t>BILAGA 1 – Rödlistade arter</w:t>
+        <w:t>BILAGA 1 –</w:t>
+        <w:br/>
+        <w:t>Fridlysta och rödlistade arter</w:t>
       </w:r>
     </w:p>
     <w:p>
@@ -786,6 +873,75 @@
       </w:r>
       <w:r>
         <w:t>SLU Artdatabanken, Uppsala.</w:t>
+      </w:r>
+    </w:p>
+    <w:p>
+      <w:pPr>
+        <w:pStyle w:val="Heading1"/>
+      </w:pPr>
+      <w:r>
+        <w:t>Tjäder – ekologi samt krav på livsmiljön</w:t>
+      </w:r>
+    </w:p>
+    <w:p>
+      <w:r>
+        <w:t xml:space="preserve">Tjäder (§4) omfattas av bilaga 1 och 2 EU:s fågeldirektiv och är typisk art för </w:t>
+      </w:r>
+      <w:r>
+        <w:rPr>
+          <w:i/>
+        </w:rPr>
+        <w:t xml:space="preserve">9010 Taiga </w:t>
+      </w:r>
+      <w:r>
+        <w:t xml:space="preserve">och </w:t>
+      </w:r>
+      <w:r>
+        <w:rPr>
+          <w:i/>
+        </w:rPr>
+        <w:t>9740 Skogsbevuxen myr</w:t>
+      </w:r>
+      <w:r>
+        <w:t>. Tjädern är en utpräglad skogsfågel knuten till större sammanhängande barrskogsområden. Tupparna och hönorna utnyttjar till viss del olika miljöer, och habitatvalet varierar dessutom mellan olika delar av året. För att det ska finnas livskraftiga tjäderbestånd krävs funktionella skogslandskap med en blandning av uppvuxen, gles och luckig skog, täta sumpskogar, myrar och andra små våtmarker (Skogsstyrelsen, 2019; SLU Artdatabanken 2024).</w:t>
+      </w:r>
+    </w:p>
+    <w:p>
+      <w:r>
+        <w:t>Arten försvinner när skogen fragmenteras och den sammanlagda arealen hyggen och andra öppna områden blir för stor. Ett småskaligt och försiktigt virkesuttag genom hyggesfria metoder kan i vissa fall vara möjligt i området inom 200 m från lekcentrum. Längre ut från lekcentrum, inom 200–500 m bör den avverkade ytan inte överskrida 1 hektar för att undvika alltför stora och snabba förändringar (Skogsstyrelsen, 2019).</w:t>
+      </w:r>
+    </w:p>
+    <w:p>
+      <w:pPr>
+        <w:pStyle w:val="Heading2"/>
+      </w:pPr>
+      <w:r>
+        <w:t>Referenser – tjäder</w:t>
+      </w:r>
+    </w:p>
+    <w:p>
+      <w:r>
+        <w:t xml:space="preserve">Skogsstyrelsen, 2019. </w:t>
+      </w:r>
+      <w:r>
+        <w:rPr>
+          <w:i/>
+        </w:rPr>
+        <w:t>Vägledning för hänsyn till fåglar – tjäder.</w:t>
+      </w:r>
+    </w:p>
+    <w:p>
+      <w:r>
+        <w:t xml:space="preserve">SLU Artdatabanken, 2024. </w:t>
+      </w:r>
+      <w:r>
+        <w:rPr>
+          <w:i/>
+        </w:rPr>
+        <w:t xml:space="preserve">Artfaktablad. Naturvård – artfakta. </w:t>
+      </w:r>
+      <w:r>
+        <w:t>SLU Artdatabanken, Uppsala</w:t>
       </w:r>
     </w:p>
     <w:sectPr>
@@ -916,7 +1072,7 @@
     <w:r>
       <w:tab/>
       <w:tab/>
-      <w:t>2026-09-29</w:t>
+      <w:t>2026-09-30</w:t>
       <w:br/>
       <w:br/>
     </w:r>

--- a/klagomål/A 39589-2026 FSC-klagomål.docx
+++ b/klagomål/A 39589-2026 FSC-klagomål.docx
@@ -1072,7 +1072,7 @@
     <w:r>
       <w:tab/>
       <w:tab/>
-      <w:t>2026-09-30</w:t>
+      <w:t>2026-10-01</w:t>
       <w:br/>
       <w:br/>
     </w:r>

--- a/klagomål/A 39589-2026 FSC-klagomål.docx
+++ b/klagomål/A 39589-2026 FSC-klagomål.docx
@@ -1072,7 +1072,7 @@
     <w:r>
       <w:tab/>
       <w:tab/>
-      <w:t>2026-10-01</w:t>
+      <w:t>2026-10-02</w:t>
       <w:br/>
       <w:br/>
     </w:r>

--- a/klagomål/A 39589-2026 FSC-klagomål.docx
+++ b/klagomål/A 39589-2026 FSC-klagomål.docx
@@ -1072,7 +1072,7 @@
     <w:r>
       <w:tab/>
       <w:tab/>
-      <w:t>2026-10-02</w:t>
+      <w:t>2026-10-03</w:t>
       <w:br/>
       <w:br/>
     </w:r>

--- a/klagomål/A 39589-2026 FSC-klagomål.docx
+++ b/klagomål/A 39589-2026 FSC-klagomål.docx
@@ -1072,7 +1072,7 @@
     <w:r>
       <w:tab/>
       <w:tab/>
-      <w:t>2026-10-03</w:t>
+      <w:t>2026-10-04</w:t>
       <w:br/>
       <w:br/>
     </w:r>

--- a/klagomål/A 39589-2026 FSC-klagomål.docx
+++ b/klagomål/A 39589-2026 FSC-klagomål.docx
@@ -1072,7 +1072,7 @@
     <w:r>
       <w:tab/>
       <w:tab/>
-      <w:t>2026-10-04</w:t>
+      <w:t>2026-10-05</w:t>
       <w:br/>
       <w:br/>
     </w:r>

--- a/klagomål/A 39589-2026 FSC-klagomål.docx
+++ b/klagomål/A 39589-2026 FSC-klagomål.docx
@@ -1072,7 +1072,7 @@
     <w:r>
       <w:tab/>
       <w:tab/>
-      <w:t>2026-10-05</w:t>
+      <w:t>2026-10-06</w:t>
       <w:br/>
       <w:br/>
     </w:r>

--- a/klagomål/A 39589-2026 FSC-klagomål.docx
+++ b/klagomål/A 39589-2026 FSC-klagomål.docx
@@ -1072,7 +1072,7 @@
     <w:r>
       <w:tab/>
       <w:tab/>
-      <w:t>2026-10-06</w:t>
+      <w:t>2026-10-07</w:t>
       <w:br/>
       <w:br/>
     </w:r>

--- a/klagomål/A 39589-2026 FSC-klagomål.docx
+++ b/klagomål/A 39589-2026 FSC-klagomål.docx
@@ -1072,7 +1072,7 @@
     <w:r>
       <w:tab/>
       <w:tab/>
-      <w:t>2026-10-07</w:t>
+      <w:t>2026-10-08</w:t>
       <w:br/>
       <w:br/>
     </w:r>

--- a/klagomål/A 39589-2026 FSC-klagomål.docx
+++ b/klagomål/A 39589-2026 FSC-klagomål.docx
@@ -1072,7 +1072,7 @@
     <w:r>
       <w:tab/>
       <w:tab/>
-      <w:t>2026-10-08</w:t>
+      <w:t>2026-10-09</w:t>
       <w:br/>
       <w:br/>
     </w:r>

--- a/klagomål/A 39589-2026 FSC-klagomål.docx
+++ b/klagomål/A 39589-2026 FSC-klagomål.docx
@@ -1072,7 +1072,7 @@
     <w:r>
       <w:tab/>
       <w:tab/>
-      <w:t>2026-10-09</w:t>
+      <w:t>2026-10-10</w:t>
       <w:br/>
       <w:br/>
     </w:r>

--- a/klagomål/A 39589-2026 FSC-klagomål.docx
+++ b/klagomål/A 39589-2026 FSC-klagomål.docx
@@ -1072,7 +1072,7 @@
     <w:r>
       <w:tab/>
       <w:tab/>
-      <w:t>2026-10-10</w:t>
+      <w:t>2026-10-11</w:t>
       <w:br/>
       <w:br/>
     </w:r>

--- a/klagomål/A 39589-2026 FSC-klagomål.docx
+++ b/klagomål/A 39589-2026 FSC-klagomål.docx
@@ -1072,7 +1072,7 @@
     <w:r>
       <w:tab/>
       <w:tab/>
-      <w:t>2026-10-11</w:t>
+      <w:t>2026-10-12</w:t>
       <w:br/>
       <w:br/>
     </w:r>

--- a/klagomål/A 39589-2026 FSC-klagomål.docx
+++ b/klagomål/A 39589-2026 FSC-klagomål.docx
@@ -1072,7 +1072,7 @@
     <w:r>
       <w:tab/>
       <w:tab/>
-      <w:t>2026-10-12</w:t>
+      <w:t>2026-10-13</w:t>
       <w:br/>
       <w:br/>
     </w:r>

--- a/klagomål/A 39589-2026 FSC-klagomål.docx
+++ b/klagomål/A 39589-2026 FSC-klagomål.docx
@@ -1072,7 +1072,7 @@
     <w:r>
       <w:tab/>
       <w:tab/>
-      <w:t>2026-10-13</w:t>
+      <w:t>2026-10-14</w:t>
       <w:br/>
       <w:br/>
     </w:r>

--- a/klagomål/A 39589-2026 FSC-klagomål.docx
+++ b/klagomål/A 39589-2026 FSC-klagomål.docx
@@ -1072,7 +1072,7 @@
     <w:r>
       <w:tab/>
       <w:tab/>
-      <w:t>2026-10-14</w:t>
+      <w:t>2026-10-15</w:t>
       <w:br/>
       <w:br/>
     </w:r>

--- a/klagomål/A 39589-2026 FSC-klagomål.docx
+++ b/klagomål/A 39589-2026 FSC-klagomål.docx
@@ -1072,7 +1072,7 @@
     <w:r>
       <w:tab/>
       <w:tab/>
-      <w:t>2026-10-15</w:t>
+      <w:t>2026-10-16</w:t>
       <w:br/>
       <w:br/>
     </w:r>

--- a/klagomål/A 39589-2026 FSC-klagomål.docx
+++ b/klagomål/A 39589-2026 FSC-klagomål.docx
@@ -1072,7 +1072,7 @@
     <w:r>
       <w:tab/>
       <w:tab/>
-      <w:t>2026-10-16</w:t>
+      <w:t>2026-10-17</w:t>
       <w:br/>
       <w:br/>
     </w:r>

--- a/klagomål/A 39589-2026 FSC-klagomål.docx
+++ b/klagomål/A 39589-2026 FSC-klagomål.docx
@@ -1072,7 +1072,7 @@
     <w:r>
       <w:tab/>
       <w:tab/>
-      <w:t>2026-10-17</w:t>
+      <w:t>2026-10-18</w:t>
       <w:br/>
       <w:br/>
     </w:r>

--- a/klagomål/A 39589-2026 FSC-klagomål.docx
+++ b/klagomål/A 39589-2026 FSC-klagomål.docx
@@ -1072,7 +1072,7 @@
     <w:r>
       <w:tab/>
       <w:tab/>
-      <w:t>2026-10-18</w:t>
+      <w:t>2026-10-19</w:t>
       <w:br/>
       <w:br/>
     </w:r>

--- a/klagomål/A 39589-2026 FSC-klagomål.docx
+++ b/klagomål/A 39589-2026 FSC-klagomål.docx
@@ -1072,7 +1072,7 @@
     <w:r>
       <w:tab/>
       <w:tab/>
-      <w:t>2026-10-19</w:t>
+      <w:t>2026-10-20</w:t>
       <w:br/>
       <w:br/>
     </w:r>

--- a/klagomål/A 39589-2026 FSC-klagomål.docx
+++ b/klagomål/A 39589-2026 FSC-klagomål.docx
@@ -1072,7 +1072,7 @@
     <w:r>
       <w:tab/>
       <w:tab/>
-      <w:t>2026-10-20</w:t>
+      <w:t>2026-10-21</w:t>
       <w:br/>
       <w:br/>
     </w:r>

--- a/klagomål/A 39589-2026 FSC-klagomål.docx
+++ b/klagomål/A 39589-2026 FSC-klagomål.docx
@@ -1072,7 +1072,7 @@
     <w:r>
       <w:tab/>
       <w:tab/>
-      <w:t>2026-10-21</w:t>
+      <w:t>2026-10-22</w:t>
       <w:br/>
       <w:br/>
     </w:r>

--- a/klagomål/A 39589-2026 FSC-klagomål.docx
+++ b/klagomål/A 39589-2026 FSC-klagomål.docx
@@ -1072,7 +1072,7 @@
     <w:r>
       <w:tab/>
       <w:tab/>
-      <w:t>2026-10-22</w:t>
+      <w:t>2026-10-23</w:t>
       <w:br/>
       <w:br/>
     </w:r>

--- a/klagomål/A 39589-2026 FSC-klagomål.docx
+++ b/klagomål/A 39589-2026 FSC-klagomål.docx
@@ -1072,7 +1072,7 @@
     <w:r>
       <w:tab/>
       <w:tab/>
-      <w:t>2026-10-23</w:t>
+      <w:t>2026-10-24</w:t>
       <w:br/>
       <w:br/>
     </w:r>

--- a/klagomål/A 39589-2026 FSC-klagomål.docx
+++ b/klagomål/A 39589-2026 FSC-klagomål.docx
@@ -1072,7 +1072,7 @@
     <w:r>
       <w:tab/>
       <w:tab/>
-      <w:t>2026-10-24</w:t>
+      <w:t>2026-10-25</w:t>
       <w:br/>
       <w:br/>
     </w:r>

--- a/klagomål/A 39589-2026 FSC-klagomål.docx
+++ b/klagomål/A 39589-2026 FSC-klagomål.docx
@@ -1072,7 +1072,7 @@
     <w:r>
       <w:tab/>
       <w:tab/>
-      <w:t>2026-10-25</w:t>
+      <w:t>2026-10-26</w:t>
       <w:br/>
       <w:br/>
     </w:r>

--- a/klagomål/A 39589-2026 FSC-klagomål.docx
+++ b/klagomål/A 39589-2026 FSC-klagomål.docx
@@ -1072,7 +1072,7 @@
     <w:r>
       <w:tab/>
       <w:tab/>
-      <w:t>2026-10-26</w:t>
+      <w:t>2026-10-27</w:t>
       <w:br/>
       <w:br/>
     </w:r>

--- a/klagomål/A 39589-2026 FSC-klagomål.docx
+++ b/klagomål/A 39589-2026 FSC-klagomål.docx
@@ -1072,7 +1072,7 @@
     <w:r>
       <w:tab/>
       <w:tab/>
-      <w:t>2026-10-27</w:t>
+      <w:t>2026-10-28</w:t>
       <w:br/>
       <w:br/>
     </w:r>

--- a/klagomål/A 39589-2026 FSC-klagomål.docx
+++ b/klagomål/A 39589-2026 FSC-klagomål.docx
@@ -1072,7 +1072,7 @@
     <w:r>
       <w:tab/>
       <w:tab/>
-      <w:t>2026-10-28</w:t>
+      <w:t>2026-10-29</w:t>
       <w:br/>
       <w:br/>
     </w:r>

--- a/klagomål/A 39589-2026 FSC-klagomål.docx
+++ b/klagomål/A 39589-2026 FSC-klagomål.docx
@@ -1072,7 +1072,7 @@
     <w:r>
       <w:tab/>
       <w:tab/>
-      <w:t>2026-10-29</w:t>
+      <w:t>2026-10-31</w:t>
       <w:br/>
       <w:br/>
     </w:r>
